--- a/DieLetzteFreiheit_2eng.docx
+++ b/DieLetzteFreiheit_2eng.docx
@@ -16,7 +16,7 @@
           <w:szCs w:val="36"/>
           <w:rtl w:val="0"/>
         </w:rPr>
-        <w:t xml:space="preserve">Paul Buy</w:t>
+        <w:t xml:space="preserve">Paul Koop</w:t>
       </w:r>
     </w:p>
     <w:p>
@@ -342,7 +342,7 @@
     </w:p>
     <w:sdt>
       <w:sdtPr>
-        <w:id w:val="-726955132"/>
+        <w:id w:val="-1810850047"/>
         <w:docPartObj>
           <w:docPartGallery w:val="Table of Contents"/>
           <w:docPartUnique w:val="1"/>
